--- a/demo/office_docs/docx_01.docx
+++ b/demo/office_docs/docx_01.docx
@@ -4289,14 +4289,21 @@
           <w:rFonts w:cs="Times New Roman (正文 CS 字体)" w:hint="eastAsia"/>
           <w:em w:val="dot"/>
         </w:rPr>
-        <w:t>着重符号在markdown内</w:t>
+        <w:t>在markdown</w:t>
       </w:r>
       <w:r>
         <w:rPr>
           <w:rFonts w:cs="Times New Roman (正文 CS 字体)" w:hint="eastAsia"/>
           <w:em w:val="dot"/>
         </w:rPr>
-        <w:t>会被转换成下划线</w:t>
+        <w:t>中的</w:t>
+      </w:r>
+      <w:r>
+        <w:rPr>
+          <w:rFonts w:cs="Times New Roman (正文 CS 字体)" w:hint="eastAsia"/>
+          <w:em w:val="dot"/>
+        </w:rPr>
+        <w:t>着重符号</w:t>
       </w:r>
       <w:r>
         <w:rPr>
@@ -5661,9 +5668,6 @@
     <w:p>
       <w:pPr>
         <w:pStyle w:val="af9"/>
-        <w:rPr>
-          <w:rFonts w:hint="eastAsia"/>
-        </w:rPr>
       </w:pPr>
       <w:r>
         <w:rPr>
@@ -6432,6 +6436,7 @@
           </w:tcPr>
           <w:p>
             <w:r>
+              <w:lastRenderedPageBreak/>
               <w:t>This is a paragraph</w:t>
             </w:r>
           </w:p>
